--- a/docs/28042026.docx
+++ b/docs/28042026.docx
@@ -13,14 +13,7 @@
           <w:b/>
           <w:bCs/>
         </w:rPr>
-        <w:t>J</w:t>
-      </w:r>
-      <w:r>
-        <w:rPr>
-          <w:b/>
-          <w:bCs/>
-        </w:rPr>
-        <w:t>amais</w:t>
+        <w:t>Jamais</w:t>
       </w:r>
       <w:r>
         <w:rPr>
@@ -350,6 +343,21 @@
           <w:bCs/>
         </w:rPr>
         <w:t>És consagrado a Mim, e isso é o que quero dizer a cada pessoa que, deixando tudo, seguiu-Me de coração, como tu, pequeno de Meu Pai; assim, perpetua o Meu Santo Evangelho. São almas pelas quais Me consumo de zelo e das quais Eu mesmo cuido, não deixando que nada lhes falte, nem os bens terrenos nem os bens celestes; pois sou o Bom Pastor e cuido das almas que, consagradas, se entregam a Mim como esposas.</w:t>
+      </w:r>
+    </w:p>
+    <w:p>
+      <w:pPr>
+        <w:rPr>
+          <w:b/>
+          <w:bCs/>
+        </w:rPr>
+      </w:pPr>
+      <w:r>
+        <w:rPr>
+          <w:b/>
+          <w:bCs/>
+        </w:rPr>
+        <w:t>Em nada deixarei que andes mais a temer, com pavores do que está por vir. Te dou o favor de ser uma pessoa que vê todas as coisas com os olhos da Minha graça e sabe descansar em Minha providência e cuidado como um bebê nas mãos de sua mãe. Tem paz e não temas mais. Seguro-te para estar sempre firme, em pé, não contraindo quedas e pesos sem fim sobre si. Eu, Jesus, descanso-te em Meu Santo Nome, com o Meu amor te repouso no Amor Sagrado, e curo tua alma mais íntima e tuas mais profundas cavernas interiores: onde não havia luz haverei de iluminar e terás ciência clara de todas as coisas. Paz Meu pequeno e pequeno de Meu Pai.</w:t>
       </w:r>
     </w:p>
     <w:sectPr>
@@ -969,6 +977,7 @@
   <w:style w:type="character" w:default="1" w:styleId="Fontepargpadro">
     <w:name w:val="Default Paragraph Font"/>
     <w:uiPriority w:val="1"/>
+    <w:semiHidden/>
     <w:unhideWhenUsed/>
   </w:style>
   <w:style w:type="table" w:default="1" w:styleId="Tabelanormal">
